--- a/14_ACP01/ACP01 - Module 4 - Cloud Technology & Services/ACP01 - Module 4.7 - Data Services.docx
+++ b/14_ACP01/ACP01 - Module 4 - Cloud Technology & Services/ACP01 - Module 4.7 - Data Services.docx
@@ -46,6 +46,9 @@
     </w:p>
     <w:p>
       <w:r>
+        <w:rPr>
+          <w:noProof/>
+        </w:rPr>
         <w:lastRenderedPageBreak/>
         <w:drawing>
           <wp:inline distT="0" distB="0" distL="0" distR="0" wp14:anchorId="006DD214" wp14:editId="1021000B">
@@ -181,6 +184,9 @@
     <w:p/>
     <w:p>
       <w:r>
+        <w:rPr>
+          <w:noProof/>
+        </w:rPr>
         <w:lastRenderedPageBreak/>
         <w:drawing>
           <wp:inline distT="0" distB="0" distL="0" distR="0" wp14:anchorId="5B696C1E" wp14:editId="76659D20">
@@ -222,6 +228,9 @@
     <w:p/>
     <w:p>
       <w:r>
+        <w:rPr>
+          <w:noProof/>
+        </w:rPr>
         <w:drawing>
           <wp:inline distT="0" distB="0" distL="0" distR="0" wp14:anchorId="7417713F" wp14:editId="426080F0">
             <wp:extent cx="5468113" cy="1028844"/>
@@ -262,6 +271,9 @@
     <w:p/>
     <w:p>
       <w:r>
+        <w:rPr>
+          <w:noProof/>
+        </w:rPr>
         <w:drawing>
           <wp:inline distT="0" distB="0" distL="0" distR="0" wp14:anchorId="59BD1C76" wp14:editId="1450B335">
             <wp:extent cx="8863330" cy="1861185"/>
@@ -307,6 +319,9 @@
     <w:p/>
     <w:p>
       <w:r>
+        <w:rPr>
+          <w:noProof/>
+        </w:rPr>
         <w:lastRenderedPageBreak/>
         <w:drawing>
           <wp:inline distT="0" distB="0" distL="0" distR="0" wp14:anchorId="1323A228" wp14:editId="33CDD087">
@@ -333,6 +348,783 @@
                     <a:xfrm>
                       <a:off x="0" y="0"/>
                       <a:ext cx="8863330" cy="4351020"/>
+                    </a:xfrm>
+                    <a:prstGeom prst="rect">
+                      <a:avLst/>
+                    </a:prstGeom>
+                  </pic:spPr>
+                </pic:pic>
+              </a:graphicData>
+            </a:graphic>
+          </wp:inline>
+        </w:drawing>
+      </w:r>
+    </w:p>
+    <w:p>
+      <w:r>
+        <w:lastRenderedPageBreak/>
+        <w:drawing>
+          <wp:inline distT="0" distB="0" distL="0" distR="0" wp14:anchorId="64855E76" wp14:editId="70A16330">
+            <wp:extent cx="8863330" cy="3129915"/>
+            <wp:effectExtent l="0" t="0" r="0" b="0"/>
+            <wp:docPr id="1690282541" name="Picture 1"/>
+            <wp:cNvGraphicFramePr>
+              <a:graphicFrameLocks xmlns:a="http://schemas.openxmlformats.org/drawingml/2006/main" noChangeAspect="1"/>
+            </wp:cNvGraphicFramePr>
+            <a:graphic xmlns:a="http://schemas.openxmlformats.org/drawingml/2006/main">
+              <a:graphicData uri="http://schemas.openxmlformats.org/drawingml/2006/picture">
+                <pic:pic xmlns:pic="http://schemas.openxmlformats.org/drawingml/2006/picture">
+                  <pic:nvPicPr>
+                    <pic:cNvPr id="1690282541" name=""/>
+                    <pic:cNvPicPr/>
+                  </pic:nvPicPr>
+                  <pic:blipFill>
+                    <a:blip r:embed="rId13"/>
+                    <a:stretch>
+                      <a:fillRect/>
+                    </a:stretch>
+                  </pic:blipFill>
+                  <pic:spPr>
+                    <a:xfrm>
+                      <a:off x="0" y="0"/>
+                      <a:ext cx="8863330" cy="3129915"/>
+                    </a:xfrm>
+                    <a:prstGeom prst="rect">
+                      <a:avLst/>
+                    </a:prstGeom>
+                  </pic:spPr>
+                </pic:pic>
+              </a:graphicData>
+            </a:graphic>
+          </wp:inline>
+        </w:drawing>
+      </w:r>
+    </w:p>
+    <w:p/>
+    <w:p/>
+    <w:p/>
+    <w:p/>
+    <w:p/>
+    <w:p/>
+    <w:p/>
+    <w:p/>
+    <w:p/>
+    <w:p/>
+    <w:p/>
+    <w:p>
+      <w:r>
+        <w:lastRenderedPageBreak/>
+        <w:drawing>
+          <wp:inline distT="0" distB="0" distL="0" distR="0" wp14:anchorId="4E073D9B" wp14:editId="06D342B2">
+            <wp:extent cx="6820852" cy="1552792"/>
+            <wp:effectExtent l="0" t="0" r="0" b="9525"/>
+            <wp:docPr id="428542968" name="Picture 1"/>
+            <wp:cNvGraphicFramePr>
+              <a:graphicFrameLocks xmlns:a="http://schemas.openxmlformats.org/drawingml/2006/main" noChangeAspect="1"/>
+            </wp:cNvGraphicFramePr>
+            <a:graphic xmlns:a="http://schemas.openxmlformats.org/drawingml/2006/main">
+              <a:graphicData uri="http://schemas.openxmlformats.org/drawingml/2006/picture">
+                <pic:pic xmlns:pic="http://schemas.openxmlformats.org/drawingml/2006/picture">
+                  <pic:nvPicPr>
+                    <pic:cNvPr id="428542968" name=""/>
+                    <pic:cNvPicPr/>
+                  </pic:nvPicPr>
+                  <pic:blipFill>
+                    <a:blip r:embed="rId14"/>
+                    <a:stretch>
+                      <a:fillRect/>
+                    </a:stretch>
+                  </pic:blipFill>
+                  <pic:spPr>
+                    <a:xfrm>
+                      <a:off x="0" y="0"/>
+                      <a:ext cx="6820852" cy="1552792"/>
+                    </a:xfrm>
+                    <a:prstGeom prst="rect">
+                      <a:avLst/>
+                    </a:prstGeom>
+                  </pic:spPr>
+                </pic:pic>
+              </a:graphicData>
+            </a:graphic>
+          </wp:inline>
+        </w:drawing>
+      </w:r>
+    </w:p>
+    <w:p>
+      <w:r>
+        <w:drawing>
+          <wp:inline distT="0" distB="0" distL="0" distR="0" wp14:anchorId="519C2E45" wp14:editId="6683AD8C">
+            <wp:extent cx="7791450" cy="4755922"/>
+            <wp:effectExtent l="0" t="0" r="0" b="6985"/>
+            <wp:docPr id="1036156703" name="Picture 1"/>
+            <wp:cNvGraphicFramePr>
+              <a:graphicFrameLocks xmlns:a="http://schemas.openxmlformats.org/drawingml/2006/main" noChangeAspect="1"/>
+            </wp:cNvGraphicFramePr>
+            <a:graphic xmlns:a="http://schemas.openxmlformats.org/drawingml/2006/main">
+              <a:graphicData uri="http://schemas.openxmlformats.org/drawingml/2006/picture">
+                <pic:pic xmlns:pic="http://schemas.openxmlformats.org/drawingml/2006/picture">
+                  <pic:nvPicPr>
+                    <pic:cNvPr id="1036156703" name=""/>
+                    <pic:cNvPicPr/>
+                  </pic:nvPicPr>
+                  <pic:blipFill>
+                    <a:blip r:embed="rId15"/>
+                    <a:stretch>
+                      <a:fillRect/>
+                    </a:stretch>
+                  </pic:blipFill>
+                  <pic:spPr>
+                    <a:xfrm>
+                      <a:off x="0" y="0"/>
+                      <a:ext cx="7797022" cy="4759323"/>
+                    </a:xfrm>
+                    <a:prstGeom prst="rect">
+                      <a:avLst/>
+                    </a:prstGeom>
+                  </pic:spPr>
+                </pic:pic>
+              </a:graphicData>
+            </a:graphic>
+          </wp:inline>
+        </w:drawing>
+      </w:r>
+    </w:p>
+    <w:p>
+      <w:r>
+        <w:lastRenderedPageBreak/>
+        <w:drawing>
+          <wp:inline distT="0" distB="0" distL="0" distR="0" wp14:anchorId="28E53DD2" wp14:editId="4FC1A239">
+            <wp:extent cx="8863330" cy="4764405"/>
+            <wp:effectExtent l="0" t="0" r="0" b="0"/>
+            <wp:docPr id="1454050826" name="Picture 1"/>
+            <wp:cNvGraphicFramePr>
+              <a:graphicFrameLocks xmlns:a="http://schemas.openxmlformats.org/drawingml/2006/main" noChangeAspect="1"/>
+            </wp:cNvGraphicFramePr>
+            <a:graphic xmlns:a="http://schemas.openxmlformats.org/drawingml/2006/main">
+              <a:graphicData uri="http://schemas.openxmlformats.org/drawingml/2006/picture">
+                <pic:pic xmlns:pic="http://schemas.openxmlformats.org/drawingml/2006/picture">
+                  <pic:nvPicPr>
+                    <pic:cNvPr id="1454050826" name=""/>
+                    <pic:cNvPicPr/>
+                  </pic:nvPicPr>
+                  <pic:blipFill>
+                    <a:blip r:embed="rId16"/>
+                    <a:stretch>
+                      <a:fillRect/>
+                    </a:stretch>
+                  </pic:blipFill>
+                  <pic:spPr>
+                    <a:xfrm>
+                      <a:off x="0" y="0"/>
+                      <a:ext cx="8863330" cy="4764405"/>
+                    </a:xfrm>
+                    <a:prstGeom prst="rect">
+                      <a:avLst/>
+                    </a:prstGeom>
+                  </pic:spPr>
+                </pic:pic>
+              </a:graphicData>
+            </a:graphic>
+          </wp:inline>
+        </w:drawing>
+      </w:r>
+    </w:p>
+    <w:p>
+      <w:r>
+        <w:lastRenderedPageBreak/>
+        <w:drawing>
+          <wp:inline distT="0" distB="0" distL="0" distR="0" wp14:anchorId="4FAB0C4C" wp14:editId="087679D1">
+            <wp:extent cx="8863330" cy="4744085"/>
+            <wp:effectExtent l="0" t="0" r="0" b="0"/>
+            <wp:docPr id="2022362654" name="Picture 1"/>
+            <wp:cNvGraphicFramePr>
+              <a:graphicFrameLocks xmlns:a="http://schemas.openxmlformats.org/drawingml/2006/main" noChangeAspect="1"/>
+            </wp:cNvGraphicFramePr>
+            <a:graphic xmlns:a="http://schemas.openxmlformats.org/drawingml/2006/main">
+              <a:graphicData uri="http://schemas.openxmlformats.org/drawingml/2006/picture">
+                <pic:pic xmlns:pic="http://schemas.openxmlformats.org/drawingml/2006/picture">
+                  <pic:nvPicPr>
+                    <pic:cNvPr id="2022362654" name=""/>
+                    <pic:cNvPicPr/>
+                  </pic:nvPicPr>
+                  <pic:blipFill>
+                    <a:blip r:embed="rId17"/>
+                    <a:stretch>
+                      <a:fillRect/>
+                    </a:stretch>
+                  </pic:blipFill>
+                  <pic:spPr>
+                    <a:xfrm>
+                      <a:off x="0" y="0"/>
+                      <a:ext cx="8863330" cy="4744085"/>
+                    </a:xfrm>
+                    <a:prstGeom prst="rect">
+                      <a:avLst/>
+                    </a:prstGeom>
+                  </pic:spPr>
+                </pic:pic>
+              </a:graphicData>
+            </a:graphic>
+          </wp:inline>
+        </w:drawing>
+      </w:r>
+    </w:p>
+    <w:p>
+      <w:r>
+        <w:lastRenderedPageBreak/>
+        <w:drawing>
+          <wp:inline distT="0" distB="0" distL="0" distR="0" wp14:anchorId="6651AEB2" wp14:editId="74D508DC">
+            <wp:extent cx="8430116" cy="4572000"/>
+            <wp:effectExtent l="0" t="0" r="9525" b="0"/>
+            <wp:docPr id="166478785" name="Picture 1"/>
+            <wp:cNvGraphicFramePr>
+              <a:graphicFrameLocks xmlns:a="http://schemas.openxmlformats.org/drawingml/2006/main" noChangeAspect="1"/>
+            </wp:cNvGraphicFramePr>
+            <a:graphic xmlns:a="http://schemas.openxmlformats.org/drawingml/2006/main">
+              <a:graphicData uri="http://schemas.openxmlformats.org/drawingml/2006/picture">
+                <pic:pic xmlns:pic="http://schemas.openxmlformats.org/drawingml/2006/picture">
+                  <pic:nvPicPr>
+                    <pic:cNvPr id="166478785" name=""/>
+                    <pic:cNvPicPr/>
+                  </pic:nvPicPr>
+                  <pic:blipFill>
+                    <a:blip r:embed="rId18"/>
+                    <a:stretch>
+                      <a:fillRect/>
+                    </a:stretch>
+                  </pic:blipFill>
+                  <pic:spPr>
+                    <a:xfrm>
+                      <a:off x="0" y="0"/>
+                      <a:ext cx="8435053" cy="4574678"/>
+                    </a:xfrm>
+                    <a:prstGeom prst="rect">
+                      <a:avLst/>
+                    </a:prstGeom>
+                  </pic:spPr>
+                </pic:pic>
+              </a:graphicData>
+            </a:graphic>
+          </wp:inline>
+        </w:drawing>
+      </w:r>
+    </w:p>
+    <w:p>
+      <w:r>
+        <w:drawing>
+          <wp:inline distT="0" distB="0" distL="0" distR="0" wp14:anchorId="5E44A454" wp14:editId="0A610E53">
+            <wp:extent cx="5601482" cy="1619476"/>
+            <wp:effectExtent l="0" t="0" r="0" b="0"/>
+            <wp:docPr id="306625263" name="Picture 1"/>
+            <wp:cNvGraphicFramePr>
+              <a:graphicFrameLocks xmlns:a="http://schemas.openxmlformats.org/drawingml/2006/main" noChangeAspect="1"/>
+            </wp:cNvGraphicFramePr>
+            <a:graphic xmlns:a="http://schemas.openxmlformats.org/drawingml/2006/main">
+              <a:graphicData uri="http://schemas.openxmlformats.org/drawingml/2006/picture">
+                <pic:pic xmlns:pic="http://schemas.openxmlformats.org/drawingml/2006/picture">
+                  <pic:nvPicPr>
+                    <pic:cNvPr id="306625263" name=""/>
+                    <pic:cNvPicPr/>
+                  </pic:nvPicPr>
+                  <pic:blipFill>
+                    <a:blip r:embed="rId19"/>
+                    <a:stretch>
+                      <a:fillRect/>
+                    </a:stretch>
+                  </pic:blipFill>
+                  <pic:spPr>
+                    <a:xfrm>
+                      <a:off x="0" y="0"/>
+                      <a:ext cx="5601482" cy="1619476"/>
+                    </a:xfrm>
+                    <a:prstGeom prst="rect">
+                      <a:avLst/>
+                    </a:prstGeom>
+                  </pic:spPr>
+                </pic:pic>
+              </a:graphicData>
+            </a:graphic>
+          </wp:inline>
+        </w:drawing>
+      </w:r>
+    </w:p>
+    <w:p/>
+    <w:p>
+      <w:r>
+        <w:lastRenderedPageBreak/>
+        <w:drawing>
+          <wp:inline distT="0" distB="0" distL="0" distR="0" wp14:anchorId="151354F1" wp14:editId="21AE6D9B">
+            <wp:extent cx="8602275" cy="838317"/>
+            <wp:effectExtent l="0" t="0" r="0" b="0"/>
+            <wp:docPr id="2053564288" name="Picture 1"/>
+            <wp:cNvGraphicFramePr>
+              <a:graphicFrameLocks xmlns:a="http://schemas.openxmlformats.org/drawingml/2006/main" noChangeAspect="1"/>
+            </wp:cNvGraphicFramePr>
+            <a:graphic xmlns:a="http://schemas.openxmlformats.org/drawingml/2006/main">
+              <a:graphicData uri="http://schemas.openxmlformats.org/drawingml/2006/picture">
+                <pic:pic xmlns:pic="http://schemas.openxmlformats.org/drawingml/2006/picture">
+                  <pic:nvPicPr>
+                    <pic:cNvPr id="2053564288" name=""/>
+                    <pic:cNvPicPr/>
+                  </pic:nvPicPr>
+                  <pic:blipFill>
+                    <a:blip r:embed="rId20"/>
+                    <a:stretch>
+                      <a:fillRect/>
+                    </a:stretch>
+                  </pic:blipFill>
+                  <pic:spPr>
+                    <a:xfrm>
+                      <a:off x="0" y="0"/>
+                      <a:ext cx="8602275" cy="838317"/>
+                    </a:xfrm>
+                    <a:prstGeom prst="rect">
+                      <a:avLst/>
+                    </a:prstGeom>
+                  </pic:spPr>
+                </pic:pic>
+              </a:graphicData>
+            </a:graphic>
+          </wp:inline>
+        </w:drawing>
+      </w:r>
+    </w:p>
+    <w:p/>
+    <w:p>
+      <w:r>
+        <w:drawing>
+          <wp:inline distT="0" distB="0" distL="0" distR="0" wp14:anchorId="13F70123" wp14:editId="19B7DE11">
+            <wp:extent cx="9104307" cy="4486275"/>
+            <wp:effectExtent l="0" t="0" r="1905" b="0"/>
+            <wp:docPr id="871871241" name="Picture 1"/>
+            <wp:cNvGraphicFramePr>
+              <a:graphicFrameLocks xmlns:a="http://schemas.openxmlformats.org/drawingml/2006/main" noChangeAspect="1"/>
+            </wp:cNvGraphicFramePr>
+            <a:graphic xmlns:a="http://schemas.openxmlformats.org/drawingml/2006/main">
+              <a:graphicData uri="http://schemas.openxmlformats.org/drawingml/2006/picture">
+                <pic:pic xmlns:pic="http://schemas.openxmlformats.org/drawingml/2006/picture">
+                  <pic:nvPicPr>
+                    <pic:cNvPr id="871871241" name=""/>
+                    <pic:cNvPicPr/>
+                  </pic:nvPicPr>
+                  <pic:blipFill>
+                    <a:blip r:embed="rId21"/>
+                    <a:stretch>
+                      <a:fillRect/>
+                    </a:stretch>
+                  </pic:blipFill>
+                  <pic:spPr>
+                    <a:xfrm>
+                      <a:off x="0" y="0"/>
+                      <a:ext cx="9110012" cy="4489086"/>
+                    </a:xfrm>
+                    <a:prstGeom prst="rect">
+                      <a:avLst/>
+                    </a:prstGeom>
+                  </pic:spPr>
+                </pic:pic>
+              </a:graphicData>
+            </a:graphic>
+          </wp:inline>
+        </w:drawing>
+      </w:r>
+    </w:p>
+    <w:p/>
+    <w:p/>
+    <w:p>
+      <w:r>
+        <w:lastRenderedPageBreak/>
+        <w:drawing>
+          <wp:inline distT="0" distB="0" distL="0" distR="0" wp14:anchorId="6D19ECE7" wp14:editId="16A24F09">
+            <wp:extent cx="8183117" cy="1562318"/>
+            <wp:effectExtent l="0" t="0" r="8890" b="0"/>
+            <wp:docPr id="810085509" name="Picture 1"/>
+            <wp:cNvGraphicFramePr>
+              <a:graphicFrameLocks xmlns:a="http://schemas.openxmlformats.org/drawingml/2006/main" noChangeAspect="1"/>
+            </wp:cNvGraphicFramePr>
+            <a:graphic xmlns:a="http://schemas.openxmlformats.org/drawingml/2006/main">
+              <a:graphicData uri="http://schemas.openxmlformats.org/drawingml/2006/picture">
+                <pic:pic xmlns:pic="http://schemas.openxmlformats.org/drawingml/2006/picture">
+                  <pic:nvPicPr>
+                    <pic:cNvPr id="810085509" name=""/>
+                    <pic:cNvPicPr/>
+                  </pic:nvPicPr>
+                  <pic:blipFill>
+                    <a:blip r:embed="rId22"/>
+                    <a:stretch>
+                      <a:fillRect/>
+                    </a:stretch>
+                  </pic:blipFill>
+                  <pic:spPr>
+                    <a:xfrm>
+                      <a:off x="0" y="0"/>
+                      <a:ext cx="8183117" cy="1562318"/>
+                    </a:xfrm>
+                    <a:prstGeom prst="rect">
+                      <a:avLst/>
+                    </a:prstGeom>
+                  </pic:spPr>
+                </pic:pic>
+              </a:graphicData>
+            </a:graphic>
+          </wp:inline>
+        </w:drawing>
+      </w:r>
+    </w:p>
+    <w:p>
+      <w:r>
+        <w:drawing>
+          <wp:inline distT="0" distB="0" distL="0" distR="0" wp14:anchorId="48F62993" wp14:editId="1F6E2946">
+            <wp:extent cx="8863330" cy="4330700"/>
+            <wp:effectExtent l="0" t="0" r="0" b="0"/>
+            <wp:docPr id="149996701" name="Picture 1"/>
+            <wp:cNvGraphicFramePr>
+              <a:graphicFrameLocks xmlns:a="http://schemas.openxmlformats.org/drawingml/2006/main" noChangeAspect="1"/>
+            </wp:cNvGraphicFramePr>
+            <a:graphic xmlns:a="http://schemas.openxmlformats.org/drawingml/2006/main">
+              <a:graphicData uri="http://schemas.openxmlformats.org/drawingml/2006/picture">
+                <pic:pic xmlns:pic="http://schemas.openxmlformats.org/drawingml/2006/picture">
+                  <pic:nvPicPr>
+                    <pic:cNvPr id="149996701" name=""/>
+                    <pic:cNvPicPr/>
+                  </pic:nvPicPr>
+                  <pic:blipFill>
+                    <a:blip r:embed="rId23"/>
+                    <a:stretch>
+                      <a:fillRect/>
+                    </a:stretch>
+                  </pic:blipFill>
+                  <pic:spPr>
+                    <a:xfrm>
+                      <a:off x="0" y="0"/>
+                      <a:ext cx="8863330" cy="4330700"/>
+                    </a:xfrm>
+                    <a:prstGeom prst="rect">
+                      <a:avLst/>
+                    </a:prstGeom>
+                  </pic:spPr>
+                </pic:pic>
+              </a:graphicData>
+            </a:graphic>
+          </wp:inline>
+        </w:drawing>
+      </w:r>
+    </w:p>
+    <w:p/>
+    <w:p/>
+    <w:p>
+      <w:r>
+        <w:lastRenderedPageBreak/>
+        <w:drawing>
+          <wp:inline distT="0" distB="0" distL="0" distR="0" wp14:anchorId="13311B05" wp14:editId="327AA463">
+            <wp:extent cx="8863330" cy="2667635"/>
+            <wp:effectExtent l="0" t="0" r="0" b="0"/>
+            <wp:docPr id="1303459872" name="Picture 1"/>
+            <wp:cNvGraphicFramePr>
+              <a:graphicFrameLocks xmlns:a="http://schemas.openxmlformats.org/drawingml/2006/main" noChangeAspect="1"/>
+            </wp:cNvGraphicFramePr>
+            <a:graphic xmlns:a="http://schemas.openxmlformats.org/drawingml/2006/main">
+              <a:graphicData uri="http://schemas.openxmlformats.org/drawingml/2006/picture">
+                <pic:pic xmlns:pic="http://schemas.openxmlformats.org/drawingml/2006/picture">
+                  <pic:nvPicPr>
+                    <pic:cNvPr id="1303459872" name=""/>
+                    <pic:cNvPicPr/>
+                  </pic:nvPicPr>
+                  <pic:blipFill>
+                    <a:blip r:embed="rId24"/>
+                    <a:stretch>
+                      <a:fillRect/>
+                    </a:stretch>
+                  </pic:blipFill>
+                  <pic:spPr>
+                    <a:xfrm>
+                      <a:off x="0" y="0"/>
+                      <a:ext cx="8863330" cy="2667635"/>
+                    </a:xfrm>
+                    <a:prstGeom prst="rect">
+                      <a:avLst/>
+                    </a:prstGeom>
+                  </pic:spPr>
+                </pic:pic>
+              </a:graphicData>
+            </a:graphic>
+          </wp:inline>
+        </w:drawing>
+      </w:r>
+    </w:p>
+    <w:p>
+      <w:r>
+        <w:drawing>
+          <wp:inline distT="0" distB="0" distL="0" distR="0" wp14:anchorId="36A1131A" wp14:editId="07B54692">
+            <wp:extent cx="8863330" cy="3371215"/>
+            <wp:effectExtent l="0" t="0" r="0" b="635"/>
+            <wp:docPr id="1821683354" name="Picture 1"/>
+            <wp:cNvGraphicFramePr>
+              <a:graphicFrameLocks xmlns:a="http://schemas.openxmlformats.org/drawingml/2006/main" noChangeAspect="1"/>
+            </wp:cNvGraphicFramePr>
+            <a:graphic xmlns:a="http://schemas.openxmlformats.org/drawingml/2006/main">
+              <a:graphicData uri="http://schemas.openxmlformats.org/drawingml/2006/picture">
+                <pic:pic xmlns:pic="http://schemas.openxmlformats.org/drawingml/2006/picture">
+                  <pic:nvPicPr>
+                    <pic:cNvPr id="1821683354" name=""/>
+                    <pic:cNvPicPr/>
+                  </pic:nvPicPr>
+                  <pic:blipFill>
+                    <a:blip r:embed="rId25"/>
+                    <a:stretch>
+                      <a:fillRect/>
+                    </a:stretch>
+                  </pic:blipFill>
+                  <pic:spPr>
+                    <a:xfrm>
+                      <a:off x="0" y="0"/>
+                      <a:ext cx="8863330" cy="3371215"/>
+                    </a:xfrm>
+                    <a:prstGeom prst="rect">
+                      <a:avLst/>
+                    </a:prstGeom>
+                  </pic:spPr>
+                </pic:pic>
+              </a:graphicData>
+            </a:graphic>
+          </wp:inline>
+        </w:drawing>
+      </w:r>
+    </w:p>
+    <w:p/>
+    <w:p>
+      <w:r>
+        <w:lastRenderedPageBreak/>
+        <w:drawing>
+          <wp:inline distT="0" distB="0" distL="0" distR="0" wp14:anchorId="70E0CEBD" wp14:editId="7CF21B9E">
+            <wp:extent cx="8863330" cy="1798320"/>
+            <wp:effectExtent l="0" t="0" r="0" b="0"/>
+            <wp:docPr id="254491971" name="Picture 1"/>
+            <wp:cNvGraphicFramePr>
+              <a:graphicFrameLocks xmlns:a="http://schemas.openxmlformats.org/drawingml/2006/main" noChangeAspect="1"/>
+            </wp:cNvGraphicFramePr>
+            <a:graphic xmlns:a="http://schemas.openxmlformats.org/drawingml/2006/main">
+              <a:graphicData uri="http://schemas.openxmlformats.org/drawingml/2006/picture">
+                <pic:pic xmlns:pic="http://schemas.openxmlformats.org/drawingml/2006/picture">
+                  <pic:nvPicPr>
+                    <pic:cNvPr id="254491971" name=""/>
+                    <pic:cNvPicPr/>
+                  </pic:nvPicPr>
+                  <pic:blipFill>
+                    <a:blip r:embed="rId26"/>
+                    <a:stretch>
+                      <a:fillRect/>
+                    </a:stretch>
+                  </pic:blipFill>
+                  <pic:spPr>
+                    <a:xfrm>
+                      <a:off x="0" y="0"/>
+                      <a:ext cx="8863330" cy="1798320"/>
+                    </a:xfrm>
+                    <a:prstGeom prst="rect">
+                      <a:avLst/>
+                    </a:prstGeom>
+                  </pic:spPr>
+                </pic:pic>
+              </a:graphicData>
+            </a:graphic>
+          </wp:inline>
+        </w:drawing>
+      </w:r>
+    </w:p>
+    <w:p>
+      <w:r>
+        <w:drawing>
+          <wp:inline distT="0" distB="0" distL="0" distR="0" wp14:anchorId="4F372B01" wp14:editId="66FA9A19">
+            <wp:extent cx="8863330" cy="3473450"/>
+            <wp:effectExtent l="0" t="0" r="0" b="0"/>
+            <wp:docPr id="1791863256" name="Picture 1"/>
+            <wp:cNvGraphicFramePr>
+              <a:graphicFrameLocks xmlns:a="http://schemas.openxmlformats.org/drawingml/2006/main" noChangeAspect="1"/>
+            </wp:cNvGraphicFramePr>
+            <a:graphic xmlns:a="http://schemas.openxmlformats.org/drawingml/2006/main">
+              <a:graphicData uri="http://schemas.openxmlformats.org/drawingml/2006/picture">
+                <pic:pic xmlns:pic="http://schemas.openxmlformats.org/drawingml/2006/picture">
+                  <pic:nvPicPr>
+                    <pic:cNvPr id="1791863256" name=""/>
+                    <pic:cNvPicPr/>
+                  </pic:nvPicPr>
+                  <pic:blipFill>
+                    <a:blip r:embed="rId27"/>
+                    <a:stretch>
+                      <a:fillRect/>
+                    </a:stretch>
+                  </pic:blipFill>
+                  <pic:spPr>
+                    <a:xfrm>
+                      <a:off x="0" y="0"/>
+                      <a:ext cx="8863330" cy="3473450"/>
+                    </a:xfrm>
+                    <a:prstGeom prst="rect">
+                      <a:avLst/>
+                    </a:prstGeom>
+                  </pic:spPr>
+                </pic:pic>
+              </a:graphicData>
+            </a:graphic>
+          </wp:inline>
+        </w:drawing>
+      </w:r>
+    </w:p>
+    <w:p>
+      <w:r>
+        <w:lastRenderedPageBreak/>
+        <w:drawing>
+          <wp:inline distT="0" distB="0" distL="0" distR="0" wp14:anchorId="00482B97" wp14:editId="16945808">
+            <wp:extent cx="8863330" cy="3787775"/>
+            <wp:effectExtent l="0" t="0" r="0" b="3175"/>
+            <wp:docPr id="1474849566" name="Picture 1"/>
+            <wp:cNvGraphicFramePr>
+              <a:graphicFrameLocks xmlns:a="http://schemas.openxmlformats.org/drawingml/2006/main" noChangeAspect="1"/>
+            </wp:cNvGraphicFramePr>
+            <a:graphic xmlns:a="http://schemas.openxmlformats.org/drawingml/2006/main">
+              <a:graphicData uri="http://schemas.openxmlformats.org/drawingml/2006/picture">
+                <pic:pic xmlns:pic="http://schemas.openxmlformats.org/drawingml/2006/picture">
+                  <pic:nvPicPr>
+                    <pic:cNvPr id="1474849566" name=""/>
+                    <pic:cNvPicPr/>
+                  </pic:nvPicPr>
+                  <pic:blipFill>
+                    <a:blip r:embed="rId28"/>
+                    <a:stretch>
+                      <a:fillRect/>
+                    </a:stretch>
+                  </pic:blipFill>
+                  <pic:spPr>
+                    <a:xfrm>
+                      <a:off x="0" y="0"/>
+                      <a:ext cx="8863330" cy="3787775"/>
+                    </a:xfrm>
+                    <a:prstGeom prst="rect">
+                      <a:avLst/>
+                    </a:prstGeom>
+                  </pic:spPr>
+                </pic:pic>
+              </a:graphicData>
+            </a:graphic>
+          </wp:inline>
+        </w:drawing>
+      </w:r>
+    </w:p>
+    <w:p>
+      <w:r>
+        <w:lastRenderedPageBreak/>
+        <w:drawing>
+          <wp:inline distT="0" distB="0" distL="0" distR="0" wp14:anchorId="56E0D444" wp14:editId="67BB1F69">
+            <wp:extent cx="8863330" cy="3924300"/>
+            <wp:effectExtent l="0" t="0" r="0" b="0"/>
+            <wp:docPr id="316321216" name="Picture 1"/>
+            <wp:cNvGraphicFramePr>
+              <a:graphicFrameLocks xmlns:a="http://schemas.openxmlformats.org/drawingml/2006/main" noChangeAspect="1"/>
+            </wp:cNvGraphicFramePr>
+            <a:graphic xmlns:a="http://schemas.openxmlformats.org/drawingml/2006/main">
+              <a:graphicData uri="http://schemas.openxmlformats.org/drawingml/2006/picture">
+                <pic:pic xmlns:pic="http://schemas.openxmlformats.org/drawingml/2006/picture">
+                  <pic:nvPicPr>
+                    <pic:cNvPr id="316321216" name=""/>
+                    <pic:cNvPicPr/>
+                  </pic:nvPicPr>
+                  <pic:blipFill>
+                    <a:blip r:embed="rId29"/>
+                    <a:stretch>
+                      <a:fillRect/>
+                    </a:stretch>
+                  </pic:blipFill>
+                  <pic:spPr>
+                    <a:xfrm>
+                      <a:off x="0" y="0"/>
+                      <a:ext cx="8863330" cy="3924300"/>
+                    </a:xfrm>
+                    <a:prstGeom prst="rect">
+                      <a:avLst/>
+                    </a:prstGeom>
+                  </pic:spPr>
+                </pic:pic>
+              </a:graphicData>
+            </a:graphic>
+          </wp:inline>
+        </w:drawing>
+      </w:r>
+    </w:p>
+    <w:p>
+      <w:r>
+        <w:lastRenderedPageBreak/>
+        <w:drawing>
+          <wp:inline distT="0" distB="0" distL="0" distR="0" wp14:anchorId="741A2C65" wp14:editId="6610F342">
+            <wp:extent cx="8863330" cy="3796030"/>
+            <wp:effectExtent l="0" t="0" r="0" b="0"/>
+            <wp:docPr id="1022726106" name="Picture 1"/>
+            <wp:cNvGraphicFramePr>
+              <a:graphicFrameLocks xmlns:a="http://schemas.openxmlformats.org/drawingml/2006/main" noChangeAspect="1"/>
+            </wp:cNvGraphicFramePr>
+            <a:graphic xmlns:a="http://schemas.openxmlformats.org/drawingml/2006/main">
+              <a:graphicData uri="http://schemas.openxmlformats.org/drawingml/2006/picture">
+                <pic:pic xmlns:pic="http://schemas.openxmlformats.org/drawingml/2006/picture">
+                  <pic:nvPicPr>
+                    <pic:cNvPr id="1022726106" name=""/>
+                    <pic:cNvPicPr/>
+                  </pic:nvPicPr>
+                  <pic:blipFill>
+                    <a:blip r:embed="rId30"/>
+                    <a:stretch>
+                      <a:fillRect/>
+                    </a:stretch>
+                  </pic:blipFill>
+                  <pic:spPr>
+                    <a:xfrm>
+                      <a:off x="0" y="0"/>
+                      <a:ext cx="8863330" cy="3796030"/>
+                    </a:xfrm>
+                    <a:prstGeom prst="rect">
+                      <a:avLst/>
+                    </a:prstGeom>
+                  </pic:spPr>
+                </pic:pic>
+              </a:graphicData>
+            </a:graphic>
+          </wp:inline>
+        </w:drawing>
+      </w:r>
+    </w:p>
+    <w:p>
+      <w:r>
+        <w:br w:type="page"/>
+      </w:r>
+    </w:p>
+    <w:p>
+      <w:r>
+        <w:lastRenderedPageBreak/>
+        <w:drawing>
+          <wp:inline distT="0" distB="0" distL="0" distR="0" wp14:anchorId="7D4D7BD5" wp14:editId="381A9C39">
+            <wp:extent cx="8863330" cy="4247515"/>
+            <wp:effectExtent l="0" t="0" r="0" b="635"/>
+            <wp:docPr id="358787291" name="Picture 1"/>
+            <wp:cNvGraphicFramePr>
+              <a:graphicFrameLocks xmlns:a="http://schemas.openxmlformats.org/drawingml/2006/main" noChangeAspect="1"/>
+            </wp:cNvGraphicFramePr>
+            <a:graphic xmlns:a="http://schemas.openxmlformats.org/drawingml/2006/main">
+              <a:graphicData uri="http://schemas.openxmlformats.org/drawingml/2006/picture">
+                <pic:pic xmlns:pic="http://schemas.openxmlformats.org/drawingml/2006/picture">
+                  <pic:nvPicPr>
+                    <pic:cNvPr id="358787291" name=""/>
+                    <pic:cNvPicPr/>
+                  </pic:nvPicPr>
+                  <pic:blipFill>
+                    <a:blip r:embed="rId31"/>
+                    <a:stretch>
+                      <a:fillRect/>
+                    </a:stretch>
+                  </pic:blipFill>
+                  <pic:spPr>
+                    <a:xfrm>
+                      <a:off x="0" y="0"/>
+                      <a:ext cx="8863330" cy="4247515"/>
                     </a:xfrm>
                     <a:prstGeom prst="rect">
                       <a:avLst/>
